--- a/example_articles/race_ethnicity/Black or African American/5.race_ethnicity_Black or African American_Other_publisher.docx
+++ b/example_articles/race_ethnicity/Black or African American/5.race_ethnicity_Black or African American_Other_publisher.docx
@@ -32,12 +32,12 @@
     </w:p>
     <w:p>
       <w:r>
-        <w:t>Extracted race/ethnicity: Black or African American</w:t>
+        <w:t>Raw race_ethnicity result: Black or African American</w:t>
       </w:r>
     </w:p>
     <w:p>
       <w:r>
-        <w:t>Race/Ethnicity (Standardized): Black or African American</w:t>
+        <w:t>race_ethnicity_stand_flat (Standardized): Black or African American</w:t>
       </w:r>
     </w:p>
     <w:p>

--- a/example_articles/race_ethnicity/Black or African American/5.race_ethnicity_Black or African American_Other_publisher.docx
+++ b/example_articles/race_ethnicity/Black or African American/5.race_ethnicity_Black or African American_Other_publisher.docx
@@ -27,17 +27,17 @@
     </w:p>
     <w:p>
       <w:r>
-        <w:t>Source File: Other publishers/Files (500) (19).DOCX</w:t>
+        <w:t>Source file: Other publishers/Files (500) (19).DOCX</w:t>
       </w:r>
     </w:p>
     <w:p>
       <w:r>
-        <w:t>Raw race_ethnicity result: Black or African American</w:t>
+        <w:t>Raw race ethnicity result, 'race_ethnicity': Black or African American</w:t>
       </w:r>
     </w:p>
     <w:p>
       <w:r>
-        <w:t>race_ethnicity_stand_flat (Standardized): Black or African American</w:t>
+        <w:t>Standardized race ethnicity result, 'race_ethnicity_stand_flat': Black or African American</w:t>
       </w:r>
     </w:p>
     <w:p>

--- a/example_articles/race_ethnicity/Black or African American/5.race_ethnicity_Black or African American_Other_publisher.docx
+++ b/example_articles/race_ethnicity/Black or African American/5.race_ethnicity_Black or African American_Other_publisher.docx
@@ -7,7 +7,7 @@
         <w:pStyle w:val="Heading1"/>
       </w:pPr>
       <w:r>
-        <w:t>Protesters mobilize to press for peace</w:t>
+        <w:t>Hopes run high in Conn.</w:t>
       </w:r>
     </w:p>
     <w:p>
@@ -17,22 +17,22 @@
     </w:p>
     <w:p>
       <w:r>
-        <w:t>Date: 1991-01-17</w:t>
+        <w:t>Date: 1990-10-23</w:t>
       </w:r>
     </w:p>
     <w:p>
       <w:r>
-        <w:t>Section: NEWS; Pg. 5A</w:t>
+        <w:t>Section: NEWS;</w:t>
       </w:r>
     </w:p>
     <w:p>
       <w:r>
-        <w:t>Source file: Other publishers/Files (500) (19).DOCX</w:t>
+        <w:t>Source file: Other publishers/Files (500) (20).DOCX</w:t>
       </w:r>
     </w:p>
     <w:p>
       <w:r>
-        <w:t>Raw race ethnicity result, 'race_ethnicity': Black or African American</w:t>
+        <w:t>Raw race ethnicity result, 'race_ethnicity': White and Black or African American</w:t>
       </w:r>
     </w:p>
     <w:p>
@@ -49,45 +49,108 @@
     </w:p>
     <w:p>
       <w:r>
-        <w:t>From San Francisco's Market Street to the United Nations, tens of thousands kept up their own fight Wednesday night, pledging to speak for peace until the Persian Gulf war is over.</w:t>
+        <w:t>A black Republican hasn't been elected to the House of Representatives</w:t>
         <w:br/>
-        <w:t>''Every single campus in this country will be doing something tomorrow. We just snapped immediately into action,'' said Kim Feicke, an organizer with the Progressive Student Network.</w:t>
+        <w:t>in 58 years. A look at the two leading contenders to change that:</w:t>
         <w:br/>
-        <w:t>- In Washington, D.C., demonstrators started gathering across the street from the White House minutes after the first reported Baghdad bombings. Within an hour the group had grown to hundreds, watched by at least 50 police officers lined up on foot and horseback. Protesters vowed to gather there every night.</w:t>
+        <w:t>WATERBURY, Conn. - This blue-collar city seems an unlikely proving</w:t>
         <w:br/>
-        <w:t>''I'm scared,'' said Mike Shanahan, 23, of Hartford County, Md. ''A lot of people are going to die.''</w:t>
+        <w:t>ground for Republicans.</w:t>
         <w:br/>
-        <w:t>Others chanted: ''Hey, Bush, what do you say? How many kids will you kill today?'' as they marched 12 abreast.</w:t>
+        <w:t>But the GOP is counting on working class Democrats here - who came</w:t>
         <w:br/>
-        <w:t>Police kept a group of 50 people carrying signs saying, ''We support our government and our troops'' separate from the anti-war demonstrators.</w:t>
+        <w:t>out in droves to elect George Bush and Ronald Reagan - to help the</w:t>
         <w:br/>
-        <w:t>- Outside the United Nations in New York, nearly 4,000 demonstrators gathered in the rain, chanting, ''No blood for oil'' and, ''Bring our boys home,'' while police in riot gear watched. Two arrests for minor offenses were reported.</w:t>
+        <w:t>party reshape its image.</w:t>
         <w:br/>
-        <w:t>- In Kannapolis, N.C., town residents will pray together as long as war continues. ''We'll call for working class folks around the country to join us,'' organizer George Friday said.</w:t>
+        <w:t>National Republicans are pinning their hopes on city alderman Gary</w:t>
         <w:br/>
-        <w:t>- In Austin, Texas, hundreds of war protesters burned President Bush in effigy and threatened to take over the Capitol.</w:t>
+        <w:t>Franks in a closely watched House race.</w:t>
         <w:br/>
-        <w:t>''You feel so powerless,'' said protester Flora Grubb, 16. ''I don't want to stay at home and sit in front of my TV. It's our friends that will be drafted.''</w:t>
+        <w:t>Franks, 37, is a former high school basketball star, Yale graduate</w:t>
         <w:br/>
-        <w:t>- In Portland, Ore., about 5,000 people gathered downtown to clasp hands, sing Amazing Grace and light candles. About 1,000 protesters attempted to block Portland's Burnside Bridge but were dispersed by police.</w:t>
+        <w:t>and real estate developer who embraces the GOP's most conservative</w:t>
         <w:br/>
-        <w:t>- In San Francisco, more than 5,000 people marched through the streets, painting peace signs on buses and halting traffic on Market Street.</w:t>
+        <w:t>stands. And, he's black.</w:t>
         <w:br/>
-        <w:t>- At college campuses across the country, protests were mounting.</w:t>
+        <w:t>"We can't afford to write off any segment of the population,"</w:t>
         <w:br/>
-        <w:t>''We can't stop yelling and screaming,'' said Kim Saxton, president of Ohio State Students for Peace and Justice.</w:t>
+        <w:t>says Republican spokeswoman Leslie Goodman.</w:t>
         <w:br/>
-        <w:t>Saxton called the Baghdad attack an energizer. ''Even if this isn't a short war we're still going to work hard. We can't stop.''</w:t>
+        <w:t>The party's new message: "It's not whether or not you can get to</w:t>
         <w:br/>
-        <w:t>''We need to keep the pressure on. We'll be here tonight, tomorrow,'' said Vivian Stromberg, protesting in New York for the National Coalition for Peace in the Middle East. ''We will keep the pressure on until all our boys are brought home.''</w:t>
+        <w:t>the lunch counter, it's whether or not you have the money to buy</w:t>
         <w:br/>
-        <w:t xml:space="preserve"> Contributing: Martha Moore, Marco R. della Cava, Bruce Frankel, Maria Goodavage</w:t>
+        <w:t>lunch," she says.</w:t>
+        <w:br/>
+        <w:t>Franks couldn't agree more.</w:t>
+        <w:br/>
+        <w:t>President Bush campaigns for him in Waterbury today - a day after</w:t>
+        <w:br/>
+        <w:t>the president vetoed the civil rights bill.</w:t>
+        <w:br/>
+        <w:t>At a debate Sunday night, Democrat Toby Moffett blasted Franks for</w:t>
+        <w:br/>
+        <w:t>not supporting the civil rights measure, accusing Frank of being in</w:t>
+        <w:br/>
+        <w:t>league with arch-conservatives like Sen. Jesse Helms, R-N.C.</w:t>
+        <w:br/>
+        <w:t>"Mr. Moffett, do not talk to me about civil rights," Franks</w:t>
+        <w:br/>
+        <w:t>replied. "When I was a child, I had a cross burned in front of my</w:t>
+        <w:br/>
+        <w:t>house."</w:t>
+        <w:br/>
+        <w:t>Moffett is a former House member who lost Senate and gubernatorial</w:t>
+        <w:br/>
+        <w:t>bids in 1982 and 1986 and then became a TV news anchor in Hartford.</w:t>
+        <w:br/>
+        <w:t>He quit TV and moved into the congresssional district, where only</w:t>
+        <w:br/>
+        <w:t>4% of the voters are black, to seek to replace GOP Rep. John Rowland,</w:t>
+        <w:br/>
+        <w:t>who's running for governor.</w:t>
+        <w:br/>
+        <w:t>Moffet doesn't hide the fact that he moved in when he saw a seat</w:t>
+        <w:br/>
+        <w:t>open in the district. But he's had to convince voters he isn't an</w:t>
+        <w:br/>
+        <w:t>opportunist and to defend GOP charges that he's a liberal relic.</w:t>
+        <w:br/>
+        <w:t>Republican state Sen. James McLaughlin, who lost the GOP nomination</w:t>
+        <w:br/>
+        <w:t>to Franks, dubbed Moffett a "free-wheeling, nutty, kooky, big-spending</w:t>
+        <w:br/>
+        <w:t>liberal of the 1970s" in his campaign.</w:t>
+        <w:br/>
+        <w:t>Moffett, who's taking more moderate stands now, replies: "I'm</w:t>
+        <w:br/>
+        <w:t>basically a moderate person. I'm an activist, an advocate for the</w:t>
+        <w:br/>
+        <w:t>people."</w:t>
+        <w:br/>
+        <w:t>He says Franks is so conservative "he's off the charts."</w:t>
+        <w:br/>
+        <w:t>But Franks, who supports the death penalty and abortion rights,</w:t>
+        <w:br/>
+        <w:t>says he's in step with workers in Connecticut's most conservative</w:t>
+        <w:br/>
+        <w:t>district.</w:t>
+        <w:br/>
+        <w:t>And, he says, he's in step with minority views, too.</w:t>
+        <w:br/>
+        <w:t>"I'd be happy to take a snapshot of America" during the Carter</w:t>
+        <w:br/>
+        <w:t>era when Moffett served in Congress, Franks says. Interest and</w:t>
+        <w:br/>
+        <w:t>unemployment rates soared, and that "affected blacks (and) whites."</w:t>
+        <w:br/>
+        <w:t>Correction</w:t>
         <w:br/>
         <w:br/>
-        <w:t>Notes</w:t>
+        <w:t>10/24/90.</w:t>
         <w:br/>
-        <w:br/>
-        <w:t>Ribbon Label; WAR IN THE GULF</w:t>
+        <w:t>Correction-Date: October 24, 1990, Wednesday</w:t>
         <w:br/>
         <w:br/>
         <w:t>Graphic</w:t>
@@ -95,11 +158,7 @@
         <w:br/>
         <w:t xml:space="preserve"> </w:t>
         <w:br/>
-        <w:t>PHOTO; b/w, Shawn Spence, USA TODAY</w:t>
-        <w:br/>
-        <w:t xml:space="preserve"> </w:t>
-        <w:br/>
-        <w:t>CUTLINE: IN NATION'S CAPITAL: Protesters pack Lafayette Park across from the White House during President Bush's address.</w:t>
+        <w:t>PHOTO;b/w, Eileen Blass, USA TODAY(FP, Gary Franks, S); FRANKS: Alderman identifies with conservative stands.</w:t>
       </w:r>
     </w:p>
     <w:sectPr>

--- a/example_articles/race_ethnicity/Black or African American/5.race_ethnicity_Black or African American_Other_publisher.docx
+++ b/example_articles/race_ethnicity/Black or African American/5.race_ethnicity_Black or African American_Other_publisher.docx
@@ -7,7 +7,7 @@
         <w:pStyle w:val="Heading1"/>
       </w:pPr>
       <w:r>
-        <w:t>Hopes run high in Conn.</w:t>
+        <w:t>'Blitz' tells intimate story on a big canvas</w:t>
       </w:r>
     </w:p>
     <w:p>
@@ -17,22 +17,22 @@
     </w:p>
     <w:p>
       <w:r>
-        <w:t>Date: 1990-10-23</w:t>
+        <w:t>Date: 2024-11-26</w:t>
       </w:r>
     </w:p>
     <w:p>
       <w:r>
-        <w:t>Section: NEWS;</w:t>
+        <w:t>Section: FEATURES; Pg. D1</w:t>
       </w:r>
     </w:p>
     <w:p>
       <w:r>
-        <w:t>Source file: Other publishers/Files (500) (20).DOCX</w:t>
+        <w:t>Source file: Other publishers/Files (500) (1).DOCX</w:t>
       </w:r>
     </w:p>
     <w:p>
       <w:r>
-        <w:t>Raw race ethnicity result, 'race_ethnicity': White and Black or African American</w:t>
+        <w:t>Raw race ethnicity result, 'race_ethnicity': Black and White (implied)</w:t>
       </w:r>
     </w:p>
     <w:p>
@@ -49,108 +49,43 @@
     </w:p>
     <w:p>
       <w:r>
-        <w:t>A black Republican hasn't been elected to the House of Representatives</w:t>
+        <w:t>Spoiler alert! The following story contains major plot details about "Blitz" (now streaming on Apple TV+).</w:t>
         <w:br/>
-        <w:t>in 58 years. A look at the two leading contenders to change that:</w:t>
+        <w:t>NEW YORK - Saoirse Ronan had no desire to make another World War II drama. But that changed when the "Atonement" actress read "Blitz," which eschews the battlefield for a slice-of-life tale about a working-class mom named Rita (Ronan), who sends her 9-year-old son, George (Elliott Heffernan), away to the countryside to protect him from the German blitzkrieg bombings of London. The film is written and directed by "12 Years a Slave" Oscar winner Steve McQueen. "He took a story that we thought we knew and showed us a completely different side to it," Ronan says. "The fact that he chose to make a mother and child the heart of the movie is so powerful. It's big and explosive, but he also strips it back to these really beautiful, intimate moments." McQueen tells us what's fact and fiction in his latest awards hopeful:</w:t>
         <w:br/>
-        <w:t>WATERBURY, Conn. - This blue-collar city seems an unlikely proving</w:t>
+        <w:t>Were 'Blitz' characters George and Rita real people?</w:t>
         <w:br/>
-        <w:t>ground for Republicans.</w:t>
+        <w:t>"Blitz" is a predominantly fictional story, although its characters and events are based on meticulous research. George, for instance, was inspired by a photograph McQueen came across of "a small Black child with this large suitcase, waiting to be evacuated at a railway station," he says. "As soon as I saw that image, I wanted to know what his story was and what would happen to him."</w:t>
         <w:br/>
-        <w:t>But the GOP is counting on working class Democrats here - who came</w:t>
+        <w:t>McQueen was never able to identify the boy, but hopes his relatives might come forward as "Blitz" continues to be seen by more audiences.</w:t>
         <w:br/>
-        <w:t>out in droves to elect George Bush and Ronald Reagan - to help the</w:t>
+        <w:t>Rita, meanwhile, was an amalgam of women "who were the backbone of the country," McQueen says. While the men were away fighting, "they were the ones who looked after their elderly parents, evacuated their children and worked in munitions factories. This is the story of these women who have basically never been (represented) in war movies before."</w:t>
         <w:br/>
-        <w:t>party reshape its image.</w:t>
+        <w:t>Did the London subway tunnels flood during World War II?</w:t>
         <w:br/>
-        <w:t>National Republicans are pinning their hopes on city alderman Gary</w:t>
+        <w:t>One of the film's most harrowing sequences is the flooding of a London metro station, as George and dozens of others struggle to unlock the exit as waters quickly rise. The scene was inspired by the Balham station disaster in October 1940, which killed at least 64 people.  "There was a bomb that exploded above (ground) and hit a bus, which went into a crevasse and broke a water pipe. That went straight into the underground," McQueen says. Like George in the movie, "there was a 9-year-old boy who actually saved people by pushing through the iron gates."</w:t>
         <w:br/>
-        <w:t>Franks in a closely watched House race.</w:t>
+        <w:t>McQueen studied first-person testimonies and the drawings of artist Henry Moore, to capture the panic.</w:t>
         <w:br/>
-        <w:t>Franks, 37, is a former high school basketball star, Yale graduate</w:t>
+        <w:t>"To have explosions and children crying and so much choreographed chaos, it was quite triggering," Ronan recalls. "But I didn't want to shy away from that. I wanted to let that take over, because the fear of war is not knowing when it's going to end or if you're going to live another day. What that does to your psyche is like nothing else."</w:t>
         <w:br/>
-        <w:t>and real estate developer who embraces the GOP's most conservative</w:t>
+        <w:t>Did people rob corpses during the German blitzkrieg bombings?</w:t>
         <w:br/>
-        <w:t>stands. And, he's black.</w:t>
+        <w:t>There's another disturbing moment in the film when the famed nightclub Café de Paris is bombed by Germans, killing at least 34 people including Ken "Snakehips" Johnson (Devon McKenzie-Smith), a gay Black bandleader. The song "Oh Johnny, Oh Johnny, Oh!," performed by Anita Sinclair (Celeste), was "the actual song being played when the bomb dropped," McQueen says.</w:t>
         <w:br/>
-        <w:t>"We can't afford to write off any segment of the population,"</w:t>
+        <w:t>In the movie, a group of thieves wander through the rubble, stealing watches and wallets from dead bodies. "It was very important to see the makeup and disparity of London in the midst of the blitz, but also the aftermath where people are (cutting off) fingers to get jewelry," McQueen adds. "Everything we show is based on historical fact."</w:t>
         <w:br/>
-        <w:t>says Republican spokeswoman Leslie Goodman.</w:t>
+        <w:t>What is the song Ronan sings</w:t>
         <w:br/>
-        <w:t>The party's new message: "It's not whether or not you can get to</w:t>
+        <w:t>in 'Blitz'?</w:t>
         <w:br/>
-        <w:t>the lunch counter, it's whether or not you have the money to buy</w:t>
+        <w:t>When she's not working in a factory, Rita is an aspiring singer who performs a handful of jazz and big-band favorites throughout the film, including Fats Waller's "Ain't Misbehavin.'"</w:t>
         <w:br/>
-        <w:t>lunch," she says.</w:t>
+        <w:t>She also croons the emotional "Winter Coat," which sounds like a 1940s standard but was written for "Blitz."</w:t>
         <w:br/>
-        <w:t>Franks couldn't agree more.</w:t>
+        <w:t>"I got my father's winter coat when he died and I always thought it could be a good idea for a song," McQueen recalls.</w:t>
         <w:br/>
-        <w:t>President Bush campaigns for him in Waterbury today - a day after</w:t>
-        <w:br/>
-        <w:t>the president vetoed the civil rights bill.</w:t>
-        <w:br/>
-        <w:t>At a debate Sunday night, Democrat Toby Moffett blasted Franks for</w:t>
-        <w:br/>
-        <w:t>not supporting the civil rights measure, accusing Frank of being in</w:t>
-        <w:br/>
-        <w:t>league with arch-conservatives like Sen. Jesse Helms, R-N.C.</w:t>
-        <w:br/>
-        <w:t>"Mr. Moffett, do not talk to me about civil rights," Franks</w:t>
-        <w:br/>
-        <w:t>replied. "When I was a child, I had a cross burned in front of my</w:t>
-        <w:br/>
-        <w:t>house."</w:t>
-        <w:br/>
-        <w:t>Moffett is a former House member who lost Senate and gubernatorial</w:t>
-        <w:br/>
-        <w:t>bids in 1982 and 1986 and then became a TV news anchor in Hartford.</w:t>
-        <w:br/>
-        <w:t>He quit TV and moved into the congresssional district, where only</w:t>
-        <w:br/>
-        <w:t>4% of the voters are black, to seek to replace GOP Rep. John Rowland,</w:t>
-        <w:br/>
-        <w:t>who's running for governor.</w:t>
-        <w:br/>
-        <w:t>Moffet doesn't hide the fact that he moved in when he saw a seat</w:t>
-        <w:br/>
-        <w:t>open in the district. But he's had to convince voters he isn't an</w:t>
-        <w:br/>
-        <w:t>opportunist and to defend GOP charges that he's a liberal relic.</w:t>
-        <w:br/>
-        <w:t>Republican state Sen. James McLaughlin, who lost the GOP nomination</w:t>
-        <w:br/>
-        <w:t>to Franks, dubbed Moffett a "free-wheeling, nutty, kooky, big-spending</w:t>
-        <w:br/>
-        <w:t>liberal of the 1970s" in his campaign.</w:t>
-        <w:br/>
-        <w:t>Moffett, who's taking more moderate stands now, replies: "I'm</w:t>
-        <w:br/>
-        <w:t>basically a moderate person. I'm an activist, an advocate for the</w:t>
-        <w:br/>
-        <w:t>people."</w:t>
-        <w:br/>
-        <w:t>He says Franks is so conservative "he's off the charts."</w:t>
-        <w:br/>
-        <w:t>But Franks, who supports the death penalty and abortion rights,</w:t>
-        <w:br/>
-        <w:t>says he's in step with workers in Connecticut's most conservative</w:t>
-        <w:br/>
-        <w:t>district.</w:t>
-        <w:br/>
-        <w:t>And, he says, he's in step with minority views, too.</w:t>
-        <w:br/>
-        <w:t>"I'd be happy to take a snapshot of America" during the Carter</w:t>
-        <w:br/>
-        <w:t>era when Moffett served in Congress, Franks says. Interest and</w:t>
-        <w:br/>
-        <w:t>unemployment rates soared, and that "affected blacks (and) whites."</w:t>
-        <w:br/>
-        <w:t>Correction</w:t>
-        <w:br/>
-        <w:br/>
-        <w:t>10/24/90.</w:t>
-        <w:br/>
-        <w:t>Correction-Date: October 24, 1990, Wednesday</w:t>
+        <w:t>Rita dedicates the wistful tune to George in a BBC radio performance after he evacuates London: "The idea of putting this coat on, and the presence of someone around your body - it's almost like a hug."</w:t>
         <w:br/>
         <w:br/>
         <w:t>Graphic</w:t>
@@ -158,7 +93,11 @@
         <w:br/>
         <w:t xml:space="preserve"> </w:t>
         <w:br/>
-        <w:t>PHOTO;b/w, Eileen Blass, USA TODAY(FP, Gary Franks, S); FRANKS: Alderman identifies with conservative stands.</w:t>
+        <w:t>Rita (Saoirse Ronan) aids wartime efforts by working in an arms factory.</w:t>
+        <w:br/>
+        <w:t>photos provided by PARISA TAGHIZADEH/APPLE TV+</w:t>
+        <w:br/>
+        <w:t>George (Elliott Heffernan) ventures to London and seeks shelter in a underground station.</w:t>
       </w:r>
     </w:p>
     <w:sectPr>

--- a/example_articles/race_ethnicity/Black or African American/5.race_ethnicity_Black or African American_Other_publisher.docx
+++ b/example_articles/race_ethnicity/Black or African American/5.race_ethnicity_Black or African American_Other_publisher.docx
@@ -7,7 +7,7 @@
         <w:pStyle w:val="Heading1"/>
       </w:pPr>
       <w:r>
-        <w:t>'Blitz' tells intimate story on a big canvas</w:t>
+        <w:t>BILL CLINTON BRINGS  HILLARY'S CAMPAIGN MESSAGE TO SOUTHWESTERN PA.</w:t>
       </w:r>
     </w:p>
     <w:p>
@@ -17,22 +17,22 @@
     </w:p>
     <w:p>
       <w:r>
-        <w:t>Date: 2024-11-26</w:t>
+        <w:t>Date: 2016-09-10</w:t>
       </w:r>
     </w:p>
     <w:p>
       <w:r>
-        <w:t>Section: FEATURES; Pg. D1</w:t>
+        <w:t>Section: NATIONAL; THE ROAD TO THE WHITE HOUSE; Pg. A-1</w:t>
       </w:r>
     </w:p>
     <w:p>
       <w:r>
-        <w:t>Source file: Other publishers/Files (500) (1).DOCX</w:t>
+        <w:t>Source file: Other publishers/Files (500) (11).DOCX</w:t>
       </w:r>
     </w:p>
     <w:p>
       <w:r>
-        <w:t>Raw race ethnicity result, 'race_ethnicity': Black and White (implied)</w:t>
+        <w:t>Raw race ethnicity result, 'race_ethnicity': Black or African American</w:t>
       </w:r>
     </w:p>
     <w:p>
@@ -49,43 +49,41 @@
     </w:p>
     <w:p>
       <w:r>
-        <w:t>Spoiler alert! The following story contains major plot details about "Blitz" (now streaming on Apple TV+).</w:t>
+        <w:t>Former President Bill Clinton traveled from Homewood all the way to Fayette County on Friday, celebrating the diversity of the Democratic Party base while trying to unify it behind presidential nominee Hillary Clinton.</w:t>
         <w:br/>
-        <w:t>NEW YORK - Saoirse Ronan had no desire to make another World War II drama. But that changed when the "Atonement" actress read "Blitz," which eschews the battlefield for a slice-of-life tale about a working-class mom named Rita (Ronan), who sends her 9-year-old son, George (Elliott Heffernan), away to the countryside to protect him from the German blitzkrieg bombings of London. The film is written and directed by "12 Years a Slave" Oscar winner Steve McQueen. "He took a story that we thought we knew and showed us a completely different side to it," Ronan says. "The fact that he chose to make a mother and child the heart of the movie is so powerful. It's big and explosive, but he also strips it back to these really beautiful, intimate moments." McQueen tells us what's fact and fiction in his latest awards hopeful:</w:t>
+        <w:t>"Don't substitute anger for answers," he told a crowd of roughly 500 at the Greater Pittsburgh Coliseum, referring to what he called a divisive message from Republican Donald Trump. "Don't substitute resentment for responsibility."</w:t>
         <w:br/>
-        <w:t>Were 'Blitz' characters George and Rita real people?</w:t>
+        <w:t>At the outset of his 35-minute speech, Mr. Clinton invoked the life of Homewood pastor Eugene Blackwell, whose funeral was taking place nearby. "He spent his life building bridges instead of walls," he said.</w:t>
         <w:br/>
-        <w:t>"Blitz" is a predominantly fictional story, although its characters and events are based on meticulous research. George, for instance, was inspired by a photograph McQueen came across of "a small Black child with this large suitcase, waiting to be evacuated at a railway station," he says. "As soon as I saw that image, I wanted to know what his story was and what would happen to him."</w:t>
+        <w:t>That dovetailed with Mr. Clinton's message that Democrats had a more expansive view of the country than Mr. Trump's pledge to "Make America Great Again."</w:t>
         <w:br/>
-        <w:t>McQueen was never able to identify the boy, but hopes his relatives might come forward as "Blitz" continues to be seen by more audiences.</w:t>
+        <w:t>"Hey, folks, I'm a white Southerner. I know exactly what [that promise] means," he said. But "saying 'I'll make it great the way it was 50 years ago' ignores two things." One, that it "wasn't so great for some people" - including racial minorities and LGBT Americans. And "Saying 'I'll make it the way it used to be' is like me saying I'd like to be 20 again. I would actually, but I wouldn't vote for anybody who promised to make me 20 again."</w:t>
         <w:br/>
-        <w:t>Rita, meanwhile, was an amalgam of women "who were the backbone of the country," McQueen says. While the men were away fighting, "they were the ones who looked after their elderly parents, evacuated their children and worked in munitions factories. This is the story of these women who have basically never been (represented) in war movies before."</w:t>
+        <w:t>Mr. Clinton acknowledged Democrats had lost traction with some working-class Americans. He ascribed a societal "road rage" resulting from a lingering recession and rising income inequality. "Most American families ... after you adjust for inflation are living on about what they were living on the last day I was president," he said.</w:t>
         <w:br/>
-        <w:t>Did the London subway tunnels flood during World War II?</w:t>
+        <w:t>Mr. Clinton offered up a number of his wife's proposals, including pledges to ease college costs, expand internet access, and offer tax breaks to companies that share profits with their workers. But his appearance in economically struggling, mostly black Homewood was a statement in itself.</w:t>
         <w:br/>
-        <w:t>One of the film's most harrowing sequences is the flooding of a London metro station, as George and dozens of others struggle to unlock the exit as waters quickly rise. The scene was inspired by the Balham station disaster in October 1940, which killed at least 64 people.  "There was a bomb that exploded above (ground) and hit a bus, which went into a crevasse and broke a water pipe. That went straight into the underground," McQueen says. Like George in the movie, "there was a 9-year-old boy who actually saved people by pushing through the iron gates."</w:t>
+        <w:t>"I like that Bill came smack into the worst-struck community in the city. And look at the turnout," said Homewood resident Ebony Thomas. "It's so diverse."</w:t>
         <w:br/>
-        <w:t>McQueen studied first-person testimonies and the drawings of artist Henry Moore, to capture the panic.</w:t>
+        <w:t>A key issue for her, she said, is criminal justice reform, and Mr. Trump's tough-on-crime approach only added to concerns that criminal records "are a barrier for people here. You can't get a job, you can't get housing."</w:t>
         <w:br/>
-        <w:t>"To have explosions and children crying and so much choreographed chaos, it was quite triggering," Ronan recalls. "But I didn't want to shy away from that. I wanted to let that take over, because the fear of war is not knowing when it's going to end or if you're going to live another day. What that does to your psyche is like nothing else."</w:t>
+        <w:t>Some lay blame for that on Mr. Clinton, who as president signed an anti-crime bill that took a tough-on-crime approach many blame for soaring rates of black incarceration.</w:t>
         <w:br/>
-        <w:t>Did people rob corpses during the German blitzkrieg bombings?</w:t>
+        <w:t>Democrats' prospects in November will depend on heavy turnout in mostly black neighborhoods like Homewood. A Quinnipiac University poll out this week shows Ms. Clinton leading Mr. Trump by 5-to-1 among all non-white voters, an edge that helps drive her 5-point lead in the state overall.</w:t>
         <w:br/>
-        <w:t>There's another disturbing moment in the film when the famed nightclub Café de Paris is bombed by Germans, killing at least 34 people including Ken "Snakehips" Johnson (Devon McKenzie-Smith), a gay Black bandleader. The song "Oh Johnny, Oh Johnny, Oh!," performed by Anita Sinclair (Celeste), was "the actual song being played when the bomb dropped," McQueen says.</w:t>
+        <w:t>But Mr. Clinton reached out to more rural areas as well, following his Homewood stop with visits to Uniontown and Washington, Pa., where he told volunteers and supporters that "you're going to run into a lot of people who don't think they should vote for her. And I don't want you to get mad at them. They're our neighbors and our friends. They're being driven by two things: economic road rage and all these cultural changes."</w:t>
         <w:br/>
-        <w:t>In the movie, a group of thieves wander through the rubble, stealing watches and wallets from dead bodies. "It was very important to see the makeup and disparity of London in the midst of the blitz, but also the aftermath where people are (cutting off) fingers to get jewelry," McQueen adds. "Everything we show is based on historical fact."</w:t>
+        <w:t>He offered a defense of his wife's handling of emails on a private server while secretary of state, a controversy that has dogged her campaign. He noted that this week an email surfaced from Ms. Clinton's predecessor as secretary of state, Colin Powell, who wrote that he'd also used a personal device to communicate.</w:t>
         <w:br/>
-        <w:t>What is the song Ronan sings</w:t>
+        <w:t>"It was all right until she did it," Mr. Clinton said.</w:t>
         <w:br/>
-        <w:t>in 'Blitz'?</w:t>
+        <w:t>But in talking briefly to reporters, he said such matters were less important than economic issues and questions like, "Can we live in our world where our diversity is a strength, not a weakness?"</w:t>
         <w:br/>
-        <w:t>When she's not working in a factory, Rita is an aspiring singer who performs a handful of jazz and big-band favorites throughout the film, including Fats Waller's "Ain't Misbehavin.'"</w:t>
         <w:br/>
-        <w:t>She also croons the emotional "Winter Coat," which sounds like a 1940s standard but was written for "Blitz."</w:t>
+        <w:t>Notes</w:t>
         <w:br/>
-        <w:t>"I got my father's winter coat when he died and I always thought it could be a good idea for a song," McQueen recalls.</w:t>
         <w:br/>
-        <w:t>Rita dedicates the wistful tune to George in a BBC radio performance after he evacuates London: "The idea of putting this coat on, and the presence of someone around your body - it's almost like a hug."</w:t>
+        <w:t>Chris Potter: cpotter@post-gazette.com or 412-263-2533.</w:t>
         <w:br/>
         <w:br/>
         <w:t>Graphic</w:t>
@@ -93,11 +91,9 @@
         <w:br/>
         <w:t xml:space="preserve"> </w:t>
         <w:br/>
-        <w:t>Rita (Saoirse Ronan) aids wartime efforts by working in an arms factory.</w:t>
+        <w:t>PHOTO: Steve Mellon/Post-Gazette: Former President Bill Clinton shakes hands with supporters in Homewood on Friday after speaking in support of the presidential campaign of his wife, Hillary Clinton. \</w:t>
         <w:br/>
-        <w:t>photos provided by PARISA TAGHIZADEH/APPLE TV+</w:t>
-        <w:br/>
-        <w:t>George (Elliott Heffernan) ventures to London and seeks shelter in a underground station.</w:t>
+        <w:t>PHOTO: Steve Mellon/Post-Gazette: Former President Bill Clinton shakes hands with supporters Friday at the Washington, Pa., headquarters for the presidential campaign of his wife, Hillary Clinton.</w:t>
       </w:r>
     </w:p>
     <w:sectPr>
